--- a/subject-program-library/programs/Mirror-50-Period-Teaching-Program-v2.1-Network-Benchmark.docx
+++ b/subject-program-library/programs/Mirror-50-Period-Teaching-Program-v2.1-Network-Benchmark.docx
@@ -1,6 +1,6 @@
 
 <file path=word/document.xml><?xml version="1.0" encoding="utf-8"?>
-<w:document xmlns:wpc="http://schemas.microsoft.com/office/word/2010/wordprocessingCanvas" xmlns:cx="http://schemas.microsoft.com/office/drawing/2014/chartex" xmlns:cx1="http://schemas.microsoft.com/office/drawing/2015/9/8/chartex" xmlns:cx2="http://schemas.microsoft.com/office/drawing/2015/10/21/chartex" xmlns:cx3="http://schemas.microsoft.com/office/drawing/2016/5/9/chartex" xmlns:cx4="http://schemas.microsoft.com/office/drawing/2016/5/10/chartex" xmlns:cx5="http://schemas.microsoft.com/office/drawing/2016/5/11/chartex" xmlns:cx6="http://schemas.microsoft.com/office/drawing/2016/5/12/chartex" xmlns:cx7="http://schemas.microsoft.com/office/drawing/2016/5/13/chartex" xmlns:cx8="http://schemas.microsoft.com/office/drawing/2016/5/14/chartex" xmlns:mc="http://schemas.openxmlformats.org/markup-compatibility/2006" xmlns:aink="http://schemas.microsoft.com/office/drawing/2016/ink" xmlns:am3d="http://schemas.microsoft.com/office/drawing/2017/model3d" xmlns:o="urn:schemas-microsoft-com:office:office" xmlns:oel="http://schemas.microsoft.com/office/2019/extlst" xmlns:r="http://schemas.openxmlformats.org/officeDocument/2006/relationships" xmlns:m="http://schemas.openxmlformats.org/officeDocument/2006/math" xmlns:v="urn:schemas-microsoft-com:vml" xmlns:wp14="http://schemas.microsoft.com/office/word/2010/wordprocessingDrawing" xmlns:wp="http://schemas.openxmlformats.org/drawingml/2006/wordprocessingDrawing" xmlns:w10="urn:schemas-microsoft-com:office:word" xmlns:w="http://schemas.openxmlformats.org/wordprocessingml/2006/main" xmlns:w14="http://schemas.microsoft.com/office/word/2010/wordml" xmlns:w15="http://schemas.microsoft.com/office/word/2012/wordml" xmlns:w16cei="http://schemas.microsoft.com/office/word/2026/wordml/cei" xmlns:w16cex="http://schemas.microsoft.com/office/word/2018/wordml/cex" xmlns:w16cid="http://schemas.microsoft.com/office/word/2016/wordml/cid" xmlns:w16="http://schemas.microsoft.com/office/word/2018/wordml" xmlns:w16du="http://schemas.microsoft.com/office/word/2023/wordml/word16du" xmlns:w16sdtdh="http://schemas.microsoft.com/office/word/2020/wordml/sdtdatahash" xmlns:w16sdtfl="http://schemas.microsoft.com/office/word/2024/wordml/sdtformatlock" xmlns:w16se="http://schemas.microsoft.com/office/word/2015/wordml/symex" xmlns:wpg="http://schemas.microsoft.com/office/word/2010/wordprocessingGroup" xmlns:wpi="http://schemas.microsoft.com/office/word/2010/wordprocessingInk" xmlns:wne="http://schemas.microsoft.com/office/word/2006/wordml" xmlns:wps="http://schemas.microsoft.com/office/word/2010/wordprocessingShape" mc:Ignorable="w14 w15 w16se w16cid w16 w16cex w16sdtdh w16sdtfl w16du wp14">
+<w:document xmlns:wp14="http://schemas.microsoft.com/office/word/2010/wordprocessingDrawing" xmlns:w16du="http://schemas.microsoft.com/office/word/2023/wordml/word16du" xmlns:w16sdtfl="http://schemas.microsoft.com/office/word/2024/wordml/sdtformatlock" xmlns:w16sdtdh="http://schemas.microsoft.com/office/word/2020/wordml/sdtdatahash" xmlns:w16cex="http://schemas.microsoft.com/office/word/2018/wordml/cex" xmlns:w16="http://schemas.microsoft.com/office/word/2018/wordml" xmlns:w16cid="http://schemas.microsoft.com/office/word/2016/wordml/cid" xmlns:w16se="http://schemas.microsoft.com/office/word/2015/wordml/symex" xmlns:w15="http://schemas.microsoft.com/office/word/2012/wordml" xmlns:w14="http://schemas.microsoft.com/office/word/2010/wordml" xmlns:w="http://schemas.openxmlformats.org/wordprocessingml/2006/main" xmlns:mc="http://schemas.openxmlformats.org/markup-compatibility/2006" xmlns:r="http://schemas.openxmlformats.org/officeDocument/2006/relationships" mc:Ignorable="w14 w15 w16se w16cid w16 w16cex w16sdtdh w16sdtfl w16du wp14">
   <w:body>
     <w:p>
       <w:pPr>
@@ -2402,7 +2402,7 @@
                 <w:color w:val="FFFFFF"/>
                 <w:sz w:val="19"/>
               </w:rPr>
-              <w:t>Syllabus alignment</w:t>
+              <w:t>Syllabus content</w:t>
             </w:r>
           </w:p>
         </w:tc>
@@ -2430,7 +2430,7 @@
                 <w:color w:val="FFFFFF"/>
                 <w:sz w:val="19"/>
               </w:rPr>
-              <w:t>What the teacher checks</w:t>
+              <w:t>Evidence / outcomes</w:t>
             </w:r>
           </w:p>
         </w:tc>
@@ -2633,7 +2633,7 @@
                 <w:rFonts w:ascii="Aptos" w:hAnsi="Aptos"/>
                 <w:b/>
                 <w:color w:val="174829"/>
-                <w:sz w:val="18"/>
+                <w:sz w:val="19"/>
               </w:rPr>
               <w:t xml:space="preserve"> · INT5-PRO-01, INT5-INP-01, INT5-USE-01</w:t>
             </w:r>
@@ -2857,7 +2857,7 @@
                 <w:rFonts w:ascii="Aptos" w:hAnsi="Aptos"/>
                 <w:b/>
                 <w:color w:val="174829"/>
-                <w:sz w:val="18"/>
+                <w:sz w:val="19"/>
               </w:rPr>
               <w:t xml:space="preserve"> · INT5-PRO-01, INT5-INP-01, INT5-USE-01</w:t>
             </w:r>
@@ -2878,7 +2878,7 @@
                 <w:rFonts w:ascii="Aptos" w:hAnsi="Aptos"/>
                 <w:b/>
                 <w:color w:val="174829"/>
-                <w:sz w:val="18"/>
+                <w:sz w:val="19"/>
               </w:rPr>
               <w:t xml:space="preserve"> · INT5-DES-01, INT5-EVL-01, INT5-ENV-01</w:t>
             </w:r>
@@ -3108,7 +3108,7 @@
                 <w:rFonts w:ascii="Aptos" w:hAnsi="Aptos"/>
                 <w:b/>
                 <w:color w:val="174829"/>
-                <w:sz w:val="18"/>
+                <w:sz w:val="19"/>
               </w:rPr>
               <w:t xml:space="preserve"> · INT5-PRO-01, INT5-INP-01, INT5-USE-01</w:t>
             </w:r>
@@ -3288,7 +3288,7 @@
                 <w:rFonts w:ascii="Aptos" w:hAnsi="Aptos"/>
                 <w:b/>
                 <w:color w:val="174829"/>
-                <w:sz w:val="18"/>
+                <w:sz w:val="19"/>
               </w:rPr>
               <w:t xml:space="preserve"> · INT5-SAF-01</w:t>
             </w:r>
@@ -3468,7 +3468,7 @@
                 <w:rFonts w:ascii="Aptos" w:hAnsi="Aptos"/>
                 <w:b/>
                 <w:color w:val="174829"/>
-                <w:sz w:val="18"/>
+                <w:sz w:val="19"/>
               </w:rPr>
               <w:t xml:space="preserve"> · INT5-PRO-01, INT5-INP-01, INT5-USE-01</w:t>
             </w:r>
@@ -3701,7 +3701,7 @@
                 <w:rFonts w:ascii="Aptos" w:hAnsi="Aptos"/>
                 <w:b/>
                 <w:color w:val="174829"/>
-                <w:sz w:val="18"/>
+                <w:sz w:val="19"/>
               </w:rPr>
               <w:t xml:space="preserve"> · INT5-USE-01, INT5-ENV-01</w:t>
             </w:r>
@@ -3722,7 +3722,7 @@
                 <w:rFonts w:ascii="Aptos" w:hAnsi="Aptos"/>
                 <w:b/>
                 <w:color w:val="174829"/>
-                <w:sz w:val="18"/>
+                <w:sz w:val="19"/>
               </w:rPr>
               <w:t xml:space="preserve"> · INT5-USE-01, INT5-ENV-01</w:t>
             </w:r>
@@ -3743,7 +3743,7 @@
                 <w:rFonts w:ascii="Aptos" w:hAnsi="Aptos"/>
                 <w:b/>
                 <w:color w:val="174829"/>
-                <w:sz w:val="18"/>
+                <w:sz w:val="19"/>
               </w:rPr>
               <w:t xml:space="preserve"> · INT5-USE-01, INT5-ENV-01</w:t>
             </w:r>
@@ -3764,7 +3764,7 @@
                 <w:rFonts w:ascii="Aptos" w:hAnsi="Aptos"/>
                 <w:b/>
                 <w:color w:val="174829"/>
-                <w:sz w:val="18"/>
+                <w:sz w:val="19"/>
               </w:rPr>
               <w:t xml:space="preserve"> · INT5-USE-01, INT5-ENV-01</w:t>
             </w:r>
@@ -3785,7 +3785,7 @@
                 <w:rFonts w:ascii="Aptos" w:hAnsi="Aptos"/>
                 <w:b/>
                 <w:color w:val="174829"/>
-                <w:sz w:val="18"/>
+                <w:sz w:val="19"/>
               </w:rPr>
               <w:t xml:space="preserve"> · INT5-USE-01, INT5-ENV-01</w:t>
             </w:r>
@@ -3806,7 +3806,7 @@
                 <w:rFonts w:ascii="Aptos" w:hAnsi="Aptos"/>
                 <w:b/>
                 <w:color w:val="174829"/>
-                <w:sz w:val="18"/>
+                <w:sz w:val="19"/>
               </w:rPr>
               <w:t xml:space="preserve"> · INT5-USE-01, INT5-ENV-01</w:t>
             </w:r>
@@ -3827,7 +3827,7 @@
                 <w:rFonts w:ascii="Aptos" w:hAnsi="Aptos"/>
                 <w:b/>
                 <w:color w:val="174829"/>
-                <w:sz w:val="18"/>
+                <w:sz w:val="19"/>
               </w:rPr>
               <w:t xml:space="preserve"> · INT5-USE-01, INT5-ENV-01</w:t>
             </w:r>
@@ -3848,7 +3848,7 @@
                 <w:rFonts w:ascii="Aptos" w:hAnsi="Aptos"/>
                 <w:b/>
                 <w:color w:val="174829"/>
-                <w:sz w:val="18"/>
+                <w:sz w:val="19"/>
               </w:rPr>
               <w:t xml:space="preserve"> · INT5-PRO-01, INT5-INP-01, INT5-USE-01</w:t>
             </w:r>
@@ -3869,7 +3869,7 @@
                 <w:rFonts w:ascii="Aptos" w:hAnsi="Aptos"/>
                 <w:b/>
                 <w:color w:val="174829"/>
-                <w:sz w:val="18"/>
+                <w:sz w:val="19"/>
               </w:rPr>
               <w:t xml:space="preserve"> · INT5-PRO-01, INT5-INP-01, INT5-USE-01</w:t>
             </w:r>
@@ -3890,7 +3890,7 @@
                 <w:rFonts w:ascii="Aptos" w:hAnsi="Aptos"/>
                 <w:b/>
                 <w:color w:val="174829"/>
-                <w:sz w:val="18"/>
+                <w:sz w:val="19"/>
               </w:rPr>
               <w:t xml:space="preserve"> · INT5-IND-01, INT5-ENV-01</w:t>
             </w:r>
@@ -4114,7 +4114,7 @@
                 <w:rFonts w:ascii="Aptos" w:hAnsi="Aptos"/>
                 <w:b/>
                 <w:color w:val="174829"/>
-                <w:sz w:val="18"/>
+                <w:sz w:val="19"/>
               </w:rPr>
               <w:t xml:space="preserve"> · INT5-PRO-01, INT5-INP-01, INT5-USE-01</w:t>
             </w:r>
@@ -4344,7 +4344,7 @@
                 <w:rFonts w:ascii="Aptos" w:hAnsi="Aptos"/>
                 <w:b/>
                 <w:color w:val="174829"/>
-                <w:sz w:val="18"/>
+                <w:sz w:val="19"/>
               </w:rPr>
               <w:t xml:space="preserve"> · INT5-PRO-01, INT5-INP-01, INT5-USE-01</w:t>
             </w:r>
@@ -4524,7 +4524,7 @@
                 <w:rFonts w:ascii="Aptos" w:hAnsi="Aptos"/>
                 <w:b/>
                 <w:color w:val="174829"/>
-                <w:sz w:val="18"/>
+                <w:sz w:val="19"/>
               </w:rPr>
               <w:t xml:space="preserve"> · INT5-SAF-01</w:t>
             </w:r>
@@ -4704,7 +4704,7 @@
                 <w:rFonts w:ascii="Aptos" w:hAnsi="Aptos"/>
                 <w:b/>
                 <w:color w:val="174829"/>
-                <w:sz w:val="18"/>
+                <w:sz w:val="19"/>
               </w:rPr>
               <w:t xml:space="preserve"> · INT5-PRO-01, INT5-INP-01, INT5-USE-01</w:t>
             </w:r>
@@ -4966,7 +4966,7 @@
                 <w:color w:val="FFFFFF"/>
                 <w:sz w:val="19"/>
               </w:rPr>
-              <w:t>Syllabus alignment</w:t>
+              <w:t>Syllabus content</w:t>
             </w:r>
           </w:p>
         </w:tc>
@@ -4994,7 +4994,7 @@
                 <w:color w:val="FFFFFF"/>
                 <w:sz w:val="19"/>
               </w:rPr>
-              <w:t>What the teacher checks</w:t>
+              <w:t>Evidence / outcomes</w:t>
             </w:r>
           </w:p>
         </w:tc>
@@ -5197,7 +5197,7 @@
                 <w:rFonts w:ascii="Aptos" w:hAnsi="Aptos"/>
                 <w:b/>
                 <w:color w:val="174829"/>
-                <w:sz w:val="18"/>
+                <w:sz w:val="19"/>
               </w:rPr>
               <w:t xml:space="preserve"> · INT5-SAF-01</w:t>
             </w:r>
@@ -5421,7 +5421,7 @@
                 <w:rFonts w:ascii="Aptos" w:hAnsi="Aptos"/>
                 <w:b/>
                 <w:color w:val="174829"/>
-                <w:sz w:val="18"/>
+                <w:sz w:val="19"/>
               </w:rPr>
               <w:t xml:space="preserve"> · INT5-SAF-01</w:t>
             </w:r>
@@ -5651,7 +5651,7 @@
                 <w:rFonts w:ascii="Aptos" w:hAnsi="Aptos"/>
                 <w:b/>
                 <w:color w:val="174829"/>
-                <w:sz w:val="18"/>
+                <w:sz w:val="19"/>
               </w:rPr>
               <w:t xml:space="preserve"> · INT5-SAF-01</w:t>
             </w:r>
@@ -5831,7 +5831,7 @@
                 <w:rFonts w:ascii="Aptos" w:hAnsi="Aptos"/>
                 <w:b/>
                 <w:color w:val="174829"/>
-                <w:sz w:val="18"/>
+                <w:sz w:val="19"/>
               </w:rPr>
               <w:t xml:space="preserve"> · INT5-SAF-01</w:t>
             </w:r>
@@ -6011,7 +6011,7 @@
                 <w:rFonts w:ascii="Aptos" w:hAnsi="Aptos"/>
                 <w:b/>
                 <w:color w:val="174829"/>
-                <w:sz w:val="18"/>
+                <w:sz w:val="19"/>
               </w:rPr>
               <w:t xml:space="preserve"> · INT5-PRO-01, INT5-INP-01, INT5-USE-01</w:t>
             </w:r>
@@ -6244,7 +6244,7 @@
                 <w:rFonts w:ascii="Aptos" w:hAnsi="Aptos"/>
                 <w:b/>
                 <w:color w:val="174829"/>
-                <w:sz w:val="18"/>
+                <w:sz w:val="19"/>
               </w:rPr>
               <w:t xml:space="preserve"> · INT5-PRO-01, INT5-INP-01, INT5-USE-01</w:t>
             </w:r>
@@ -6468,7 +6468,7 @@
                 <w:rFonts w:ascii="Aptos" w:hAnsi="Aptos"/>
                 <w:b/>
                 <w:color w:val="174829"/>
-                <w:sz w:val="18"/>
+                <w:sz w:val="19"/>
               </w:rPr>
               <w:t xml:space="preserve"> · INT5-PRO-01, INT5-INP-01, INT5-USE-01</w:t>
             </w:r>
@@ -6698,7 +6698,7 @@
                 <w:rFonts w:ascii="Aptos" w:hAnsi="Aptos"/>
                 <w:b/>
                 <w:color w:val="174829"/>
-                <w:sz w:val="18"/>
+                <w:sz w:val="19"/>
               </w:rPr>
               <w:t xml:space="preserve"> · INT5-PRO-01, INT5-INP-01, INT5-USE-01</w:t>
             </w:r>
@@ -6878,7 +6878,7 @@
                 <w:rFonts w:ascii="Aptos" w:hAnsi="Aptos"/>
                 <w:b/>
                 <w:color w:val="174829"/>
-                <w:sz w:val="18"/>
+                <w:sz w:val="19"/>
               </w:rPr>
               <w:t xml:space="preserve"> · INT5-SAF-01</w:t>
             </w:r>
@@ -7058,7 +7058,7 @@
                 <w:rFonts w:ascii="Aptos" w:hAnsi="Aptos"/>
                 <w:b/>
                 <w:color w:val="174829"/>
-                <w:sz w:val="18"/>
+                <w:sz w:val="19"/>
               </w:rPr>
               <w:t xml:space="preserve"> · INT5-PRO-01, INT5-INP-01, INT5-USE-01</w:t>
             </w:r>
@@ -7320,7 +7320,7 @@
                 <w:color w:val="FFFFFF"/>
                 <w:sz w:val="19"/>
               </w:rPr>
-              <w:t>Syllabus alignment</w:t>
+              <w:t>Syllabus content</w:t>
             </w:r>
           </w:p>
         </w:tc>
@@ -7348,7 +7348,7 @@
                 <w:color w:val="FFFFFF"/>
                 <w:sz w:val="19"/>
               </w:rPr>
-              <w:t>What the teacher checks</w:t>
+              <w:t>Evidence / outcomes</w:t>
             </w:r>
           </w:p>
         </w:tc>
@@ -7551,7 +7551,7 @@
                 <w:rFonts w:ascii="Aptos" w:hAnsi="Aptos"/>
                 <w:b/>
                 <w:color w:val="174829"/>
-                <w:sz w:val="18"/>
+                <w:sz w:val="19"/>
               </w:rPr>
               <w:t xml:space="preserve"> · INT5-PRO-01, INT5-INP-01, INT5-USE-01</w:t>
             </w:r>
@@ -7775,7 +7775,7 @@
                 <w:rFonts w:ascii="Aptos" w:hAnsi="Aptos"/>
                 <w:b/>
                 <w:color w:val="174829"/>
-                <w:sz w:val="18"/>
+                <w:sz w:val="19"/>
               </w:rPr>
               <w:t xml:space="preserve"> · INT5-PRO-01, INT5-INP-01, INT5-USE-01</w:t>
             </w:r>
@@ -8005,7 +8005,7 @@
                 <w:rFonts w:ascii="Aptos" w:hAnsi="Aptos"/>
                 <w:b/>
                 <w:color w:val="174829"/>
-                <w:sz w:val="18"/>
+                <w:sz w:val="19"/>
               </w:rPr>
               <w:t xml:space="preserve"> · INT5-PRO-01, INT5-INP-01, INT5-USE-01</w:t>
             </w:r>
@@ -8185,7 +8185,7 @@
                 <w:rFonts w:ascii="Aptos" w:hAnsi="Aptos"/>
                 <w:b/>
                 <w:color w:val="174829"/>
-                <w:sz w:val="18"/>
+                <w:sz w:val="19"/>
               </w:rPr>
               <w:t xml:space="preserve"> · INT5-SAF-01</w:t>
             </w:r>
@@ -8365,7 +8365,7 @@
                 <w:rFonts w:ascii="Aptos" w:hAnsi="Aptos"/>
                 <w:b/>
                 <w:color w:val="174829"/>
-                <w:sz w:val="18"/>
+                <w:sz w:val="19"/>
               </w:rPr>
               <w:t xml:space="preserve"> · INT5-PRO-01, INT5-INP-01, INT5-USE-01</w:t>
             </w:r>
@@ -8598,7 +8598,7 @@
                 <w:rFonts w:ascii="Aptos" w:hAnsi="Aptos"/>
                 <w:b/>
                 <w:color w:val="174829"/>
-                <w:sz w:val="18"/>
+                <w:sz w:val="19"/>
               </w:rPr>
               <w:t xml:space="preserve"> · INT5-PRO-01, INT5-INP-01, INT5-USE-01</w:t>
             </w:r>
@@ -8619,7 +8619,7 @@
                 <w:rFonts w:ascii="Aptos" w:hAnsi="Aptos"/>
                 <w:b/>
                 <w:color w:val="174829"/>
-                <w:sz w:val="18"/>
+                <w:sz w:val="19"/>
               </w:rPr>
               <w:t xml:space="preserve"> · INT5-USE-01, INT5-ENV-01</w:t>
             </w:r>
@@ -8640,7 +8640,7 @@
                 <w:rFonts w:ascii="Aptos" w:hAnsi="Aptos"/>
                 <w:b/>
                 <w:color w:val="174829"/>
-                <w:sz w:val="18"/>
+                <w:sz w:val="19"/>
               </w:rPr>
               <w:t xml:space="preserve"> · INT5-PRO-01, INT5-INP-01, INT5-USE-01</w:t>
             </w:r>
@@ -8661,7 +8661,7 @@
                 <w:rFonts w:ascii="Aptos" w:hAnsi="Aptos"/>
                 <w:b/>
                 <w:color w:val="174829"/>
-                <w:sz w:val="18"/>
+                <w:sz w:val="19"/>
               </w:rPr>
               <w:t xml:space="preserve"> · INT5-PRO-01, INT5-INP-01, INT5-USE-01</w:t>
             </w:r>
@@ -8885,7 +8885,7 @@
                 <w:rFonts w:ascii="Aptos" w:hAnsi="Aptos"/>
                 <w:b/>
                 <w:color w:val="174829"/>
-                <w:sz w:val="18"/>
+                <w:sz w:val="19"/>
               </w:rPr>
               <w:t xml:space="preserve"> · INT5-PRO-01, INT5-INP-01, INT5-USE-01</w:t>
             </w:r>
@@ -9115,7 +9115,7 @@
                 <w:rFonts w:ascii="Aptos" w:hAnsi="Aptos"/>
                 <w:b/>
                 <w:color w:val="174829"/>
-                <w:sz w:val="18"/>
+                <w:sz w:val="19"/>
               </w:rPr>
               <w:t xml:space="preserve"> · INT5-PRO-01, INT5-INP-01, INT5-USE-01</w:t>
             </w:r>
@@ -9295,7 +9295,7 @@
                 <w:rFonts w:ascii="Aptos" w:hAnsi="Aptos"/>
                 <w:b/>
                 <w:color w:val="174829"/>
-                <w:sz w:val="18"/>
+                <w:sz w:val="19"/>
               </w:rPr>
               <w:t xml:space="preserve"> · INT5-SAF-01</w:t>
             </w:r>
@@ -9475,7 +9475,7 @@
                 <w:rFonts w:ascii="Aptos" w:hAnsi="Aptos"/>
                 <w:b/>
                 <w:color w:val="174829"/>
-                <w:sz w:val="18"/>
+                <w:sz w:val="19"/>
               </w:rPr>
               <w:t xml:space="preserve"> · INT5-PRO-01, INT5-INP-01, INT5-USE-01</w:t>
             </w:r>
@@ -9737,7 +9737,7 @@
                 <w:color w:val="FFFFFF"/>
                 <w:sz w:val="19"/>
               </w:rPr>
-              <w:t>Syllabus alignment</w:t>
+              <w:t>Syllabus content</w:t>
             </w:r>
           </w:p>
         </w:tc>
@@ -9765,7 +9765,7 @@
                 <w:color w:val="FFFFFF"/>
                 <w:sz w:val="19"/>
               </w:rPr>
-              <w:t>What the teacher checks</w:t>
+              <w:t>Evidence / outcomes</w:t>
             </w:r>
           </w:p>
         </w:tc>
@@ -9968,7 +9968,7 @@
                 <w:rFonts w:ascii="Aptos" w:hAnsi="Aptos"/>
                 <w:b/>
                 <w:color w:val="174829"/>
-                <w:sz w:val="18"/>
+                <w:sz w:val="19"/>
               </w:rPr>
               <w:t xml:space="preserve"> · INT5-DES-01, INT5-EVL-01, INT5-ENV-01</w:t>
             </w:r>
@@ -9989,7 +9989,7 @@
                 <w:rFonts w:ascii="Aptos" w:hAnsi="Aptos"/>
                 <w:b/>
                 <w:color w:val="174829"/>
-                <w:sz w:val="18"/>
+                <w:sz w:val="19"/>
               </w:rPr>
               <w:t xml:space="preserve"> · INT5-DES-01, INT5-EVL-01, INT5-ENV-01</w:t>
             </w:r>
@@ -10213,7 +10213,7 @@
                 <w:rFonts w:ascii="Aptos" w:hAnsi="Aptos"/>
                 <w:b/>
                 <w:color w:val="174829"/>
-                <w:sz w:val="18"/>
+                <w:sz w:val="19"/>
               </w:rPr>
               <w:t xml:space="preserve"> · INT5-PRO-01, INT5-INP-01, INT5-USE-01</w:t>
             </w:r>
@@ -10443,7 +10443,7 @@
                 <w:rFonts w:ascii="Aptos" w:hAnsi="Aptos"/>
                 <w:b/>
                 <w:color w:val="174829"/>
-                <w:sz w:val="18"/>
+                <w:sz w:val="19"/>
               </w:rPr>
               <w:t xml:space="preserve"> · INT5-PRO-01, INT5-INP-01, INT5-USE-01</w:t>
             </w:r>
@@ -10623,7 +10623,7 @@
                 <w:rFonts w:ascii="Aptos" w:hAnsi="Aptos"/>
                 <w:b/>
                 <w:color w:val="174829"/>
-                <w:sz w:val="18"/>
+                <w:sz w:val="19"/>
               </w:rPr>
               <w:t xml:space="preserve"> · INT5-SAF-01</w:t>
             </w:r>
@@ -10803,7 +10803,7 @@
                 <w:rFonts w:ascii="Aptos" w:hAnsi="Aptos"/>
                 <w:b/>
                 <w:color w:val="174829"/>
-                <w:sz w:val="18"/>
+                <w:sz w:val="19"/>
               </w:rPr>
               <w:t xml:space="preserve"> · INT5-PRO-01, INT5-INP-01, INT5-USE-01</w:t>
             </w:r>
@@ -11036,7 +11036,7 @@
                 <w:rFonts w:ascii="Aptos" w:hAnsi="Aptos"/>
                 <w:b/>
                 <w:color w:val="174829"/>
-                <w:sz w:val="18"/>
+                <w:sz w:val="19"/>
               </w:rPr>
               <w:t xml:space="preserve"> · INT5-PRO-01, INT5-INP-01, INT5-USE-01</w:t>
             </w:r>
@@ -11260,7 +11260,7 @@
                 <w:rFonts w:ascii="Aptos" w:hAnsi="Aptos"/>
                 <w:b/>
                 <w:color w:val="174829"/>
-                <w:sz w:val="18"/>
+                <w:sz w:val="19"/>
               </w:rPr>
               <w:t xml:space="preserve"> · INT5-PRO-01, INT5-INP-01, INT5-USE-01</w:t>
             </w:r>
@@ -11490,7 +11490,7 @@
                 <w:rFonts w:ascii="Aptos" w:hAnsi="Aptos"/>
                 <w:b/>
                 <w:color w:val="174829"/>
-                <w:sz w:val="18"/>
+                <w:sz w:val="19"/>
               </w:rPr>
               <w:t xml:space="preserve"> · INT5-PRO-01, INT5-INP-01, INT5-USE-01</w:t>
             </w:r>
@@ -11670,7 +11670,7 @@
                 <w:rFonts w:ascii="Aptos" w:hAnsi="Aptos"/>
                 <w:b/>
                 <w:color w:val="174829"/>
-                <w:sz w:val="18"/>
+                <w:sz w:val="19"/>
               </w:rPr>
               <w:t xml:space="preserve"> · INT5-SAF-01</w:t>
             </w:r>
@@ -11850,7 +11850,7 @@
                 <w:rFonts w:ascii="Aptos" w:hAnsi="Aptos"/>
                 <w:b/>
                 <w:color w:val="174829"/>
-                <w:sz w:val="18"/>
+                <w:sz w:val="19"/>
               </w:rPr>
               <w:t xml:space="preserve"> · INT5-PRO-01, INT5-INP-01, INT5-USE-01</w:t>
             </w:r>
@@ -12112,7 +12112,7 @@
                 <w:color w:val="FFFFFF"/>
                 <w:sz w:val="19"/>
               </w:rPr>
-              <w:t>Syllabus alignment</w:t>
+              <w:t>Syllabus content</w:t>
             </w:r>
           </w:p>
         </w:tc>
@@ -12140,7 +12140,7 @@
                 <w:color w:val="FFFFFF"/>
                 <w:sz w:val="19"/>
               </w:rPr>
-              <w:t>What the teacher checks</w:t>
+              <w:t>Evidence / outcomes</w:t>
             </w:r>
           </w:p>
         </w:tc>
@@ -12343,7 +12343,7 @@
                 <w:rFonts w:ascii="Aptos" w:hAnsi="Aptos"/>
                 <w:b/>
                 <w:color w:val="174829"/>
-                <w:sz w:val="18"/>
+                <w:sz w:val="19"/>
               </w:rPr>
               <w:t xml:space="preserve"> · INT5-PRO-01, INT5-INP-01, INT5-USE-01</w:t>
             </w:r>
@@ -12364,7 +12364,7 @@
                 <w:rFonts w:ascii="Aptos" w:hAnsi="Aptos"/>
                 <w:b/>
                 <w:color w:val="174829"/>
-                <w:sz w:val="18"/>
+                <w:sz w:val="19"/>
               </w:rPr>
               <w:t xml:space="preserve"> · INT5-DES-01, INT5-EVL-01, INT5-ENV-01</w:t>
             </w:r>
@@ -12588,7 +12588,7 @@
                 <w:rFonts w:ascii="Aptos" w:hAnsi="Aptos"/>
                 <w:b/>
                 <w:color w:val="174829"/>
-                <w:sz w:val="18"/>
+                <w:sz w:val="19"/>
               </w:rPr>
               <w:t xml:space="preserve"> · INT5-PRO-01, INT5-INP-01, INT5-USE-01</w:t>
             </w:r>
@@ -12818,7 +12818,7 @@
                 <w:rFonts w:ascii="Aptos" w:hAnsi="Aptos"/>
                 <w:b/>
                 <w:color w:val="174829"/>
-                <w:sz w:val="18"/>
+                <w:sz w:val="19"/>
               </w:rPr>
               <w:t xml:space="preserve"> · INT5-PRO-01, INT5-INP-01, INT5-USE-01</w:t>
             </w:r>
@@ -12998,7 +12998,7 @@
                 <w:rFonts w:ascii="Aptos" w:hAnsi="Aptos"/>
                 <w:b/>
                 <w:color w:val="174829"/>
-                <w:sz w:val="18"/>
+                <w:sz w:val="19"/>
               </w:rPr>
               <w:t xml:space="preserve"> · INT5-SAF-01</w:t>
             </w:r>
@@ -13178,7 +13178,7 @@
                 <w:rFonts w:ascii="Aptos" w:hAnsi="Aptos"/>
                 <w:b/>
                 <w:color w:val="174829"/>
-                <w:sz w:val="18"/>
+                <w:sz w:val="19"/>
               </w:rPr>
               <w:t xml:space="preserve"> · INT5-PRO-01, INT5-INP-01, INT5-USE-01</w:t>
             </w:r>
@@ -13402,7 +13402,7 @@
                 <w:rFonts w:ascii="Aptos" w:hAnsi="Aptos"/>
                 <w:b/>
                 <w:color w:val="174829"/>
-                <w:sz w:val="18"/>
+                <w:sz w:val="19"/>
               </w:rPr>
               <w:t xml:space="preserve"> · INT5-COM-01</w:t>
             </w:r>
@@ -13423,7 +13423,7 @@
                 <w:rFonts w:ascii="Aptos" w:hAnsi="Aptos"/>
                 <w:b/>
                 <w:color w:val="174829"/>
-                <w:sz w:val="18"/>
+                <w:sz w:val="19"/>
               </w:rPr>
               <w:t xml:space="preserve"> · INT5-COM-01</w:t>
             </w:r>
@@ -13647,7 +13647,7 @@
                 <w:rFonts w:ascii="Aptos" w:hAnsi="Aptos"/>
                 <w:b/>
                 <w:color w:val="174829"/>
-                <w:sz w:val="18"/>
+                <w:sz w:val="19"/>
               </w:rPr>
               <w:t xml:space="preserve"> · INT5-COM-01</w:t>
             </w:r>
@@ -13877,7 +13877,7 @@
                 <w:rFonts w:ascii="Aptos" w:hAnsi="Aptos"/>
                 <w:b/>
                 <w:color w:val="174829"/>
-                <w:sz w:val="18"/>
+                <w:sz w:val="19"/>
               </w:rPr>
               <w:t xml:space="preserve"> · INT5-PRO-01, INT5-INP-01, INT5-USE-01</w:t>
             </w:r>
@@ -14057,7 +14057,7 @@
                 <w:rFonts w:ascii="Aptos" w:hAnsi="Aptos"/>
                 <w:b/>
                 <w:color w:val="174829"/>
-                <w:sz w:val="18"/>
+                <w:sz w:val="19"/>
               </w:rPr>
               <w:t xml:space="preserve"> · INT5-SAF-01</w:t>
             </w:r>
@@ -14237,7 +14237,7 @@
                 <w:rFonts w:ascii="Aptos" w:hAnsi="Aptos"/>
                 <w:b/>
                 <w:color w:val="174829"/>
-                <w:sz w:val="18"/>
+                <w:sz w:val="19"/>
               </w:rPr>
               <w:t xml:space="preserve"> · INT5-PRO-01, INT5-INP-01, INT5-USE-01</w:t>
             </w:r>
